--- a/0-all/1-2025-2026/2-second-semester/2-G-2/2-week-2-/4-worksheet/Computer Worksheet G2 W2.docx
+++ b/0-all/1-2025-2026/2-second-semester/2-G-2/2-week-2-/4-worksheet/Computer Worksheet G2 W2.docx
@@ -290,11 +290,12 @@
             <w:pPr>
               <w:jc w:val="center"/>
               <w:rPr>
-                <w:rFonts w:ascii="Comic Sans MS" w:hAnsi="Comic Sans MS"/>
+                <w:rFonts w:ascii="Comic Sans MS" w:hAnsi="Comic Sans MS" w:hint="cs"/>
                 <w:b/>
                 <w:bCs/>
                 <w:sz w:val="28"/>
                 <w:szCs w:val="28"/>
+                <w:rtl/>
                 <w:lang w:bidi="ar-EG"/>
               </w:rPr>
             </w:pPr>
@@ -306,7 +307,7 @@
                 <w:sz w:val="28"/>
                 <w:szCs w:val="28"/>
               </w:rPr>
-              <w:t>Manage Files and Folders</w:t>
+              <w:t>Photo Gallery</w:t>
             </w:r>
           </w:p>
         </w:tc>
@@ -476,7 +477,7 @@
       </w:tblGrid>
       <w:tr>
         <w:trPr>
-          <w:trHeight w:val="2023"/>
+          <w:trHeight w:val="2294"/>
         </w:trPr>
         <w:tc>
           <w:tcPr>
@@ -500,16 +501,16 @@
                 <w:szCs w:val="36"/>
               </w:rPr>
               <w:drawing>
-                <wp:anchor distT="0" distB="0" distL="114300" distR="114300" simplePos="0" relativeHeight="251659264" behindDoc="0" locked="0" layoutInCell="1" allowOverlap="1" wp14:anchorId="60EB6AEC" wp14:editId="25A03BF7">
+                <wp:anchor distT="0" distB="0" distL="114300" distR="114300" simplePos="0" relativeHeight="251659776" behindDoc="0" locked="0" layoutInCell="1" allowOverlap="1" wp14:anchorId="60EB6AEC" wp14:editId="13D841D1">
                   <wp:simplePos x="0" y="0"/>
                   <wp:positionH relativeFrom="column">
-                    <wp:posOffset>971550</wp:posOffset>
+                    <wp:posOffset>1202267</wp:posOffset>
                   </wp:positionH>
                   <wp:positionV relativeFrom="paragraph">
-                    <wp:posOffset>-23495</wp:posOffset>
+                    <wp:posOffset>61172</wp:posOffset>
                   </wp:positionV>
-                  <wp:extent cx="1511947" cy="1304925"/>
-                  <wp:effectExtent l="0" t="0" r="0" b="0"/>
+                  <wp:extent cx="1082040" cy="1304925"/>
+                  <wp:effectExtent l="0" t="0" r="3810" b="9525"/>
                   <wp:wrapNone/>
                   <wp:docPr id="1357649645" name="Picture 10"/>
                   <wp:cNvGraphicFramePr>
@@ -539,7 +540,7 @@
                         <pic:spPr bwMode="auto">
                           <a:xfrm>
                             <a:off x="0" y="0"/>
-                            <a:ext cx="1511947" cy="1304925"/>
+                            <a:ext cx="1083858" cy="1307117"/>
                           </a:xfrm>
                           <a:prstGeom prst="rect">
                             <a:avLst/>
@@ -576,8 +577,8 @@
                 <w:rFonts w:ascii="Lucida Bright" w:hAnsi="Lucida Bright"/>
                 <w:b/>
                 <w:bCs/>
-                <w:sz w:val="36"/>
-                <w:szCs w:val="36"/>
+                <w:sz w:val="52"/>
+                <w:szCs w:val="52"/>
               </w:rPr>
             </w:pPr>
             <w:r>
@@ -585,17 +586,27 @@
                 <w:rFonts w:ascii="Lucida Bright" w:hAnsi="Lucida Bright"/>
                 <w:b/>
                 <w:bCs/>
-                <w:sz w:val="36"/>
-                <w:szCs w:val="36"/>
-              </w:rPr>
-              <w:t>Folder</w:t>
+                <w:sz w:val="52"/>
+                <w:szCs w:val="52"/>
+              </w:rPr>
+              <w:t>Digital Camer</w:t>
+            </w:r>
+            <w:r>
+              <w:rPr>
+                <w:rFonts w:ascii="Lucida Bright" w:hAnsi="Lucida Bright"/>
+                <w:b/>
+                <w:bCs/>
+                <w:sz w:val="52"/>
+                <w:szCs w:val="52"/>
+              </w:rPr>
+              <w:t>a</w:t>
             </w:r>
           </w:p>
         </w:tc>
       </w:tr>
       <w:tr>
         <w:trPr>
-          <w:trHeight w:val="1938"/>
+          <w:trHeight w:val="2398"/>
         </w:trPr>
         <w:tc>
           <w:tcPr>
@@ -619,17 +630,17 @@
                 <w:szCs w:val="36"/>
               </w:rPr>
               <w:drawing>
-                <wp:anchor distT="0" distB="0" distL="114300" distR="114300" simplePos="0" relativeHeight="251657216" behindDoc="0" locked="0" layoutInCell="1" allowOverlap="1" wp14:anchorId="7BED4B6B" wp14:editId="65807A7D">
+                <wp:anchor distT="0" distB="0" distL="114300" distR="114300" simplePos="0" relativeHeight="251656704" behindDoc="0" locked="0" layoutInCell="1" allowOverlap="1" wp14:anchorId="7BED4B6B" wp14:editId="07243A2B">
                   <wp:simplePos x="0" y="0"/>
                   <wp:positionH relativeFrom="column">
-                    <wp:posOffset>1147272</wp:posOffset>
+                    <wp:posOffset>236855</wp:posOffset>
                   </wp:positionH>
                   <wp:positionV relativeFrom="paragraph">
                     <wp:posOffset>45720</wp:posOffset>
                   </wp:positionV>
-                  <wp:extent cx="1197429" cy="1134518"/>
-                  <wp:effectExtent l="0" t="0" r="3175" b="8890"/>
-                  <wp:wrapNone/>
+                  <wp:extent cx="2946400" cy="1378585"/>
+                  <wp:effectExtent l="0" t="0" r="0" b="0"/>
+                  <wp:wrapTopAndBottom/>
                   <wp:docPr id="1035718243" name="Picture 7"/>
                   <wp:cNvGraphicFramePr>
                     <a:graphicFrameLocks xmlns:a="http://schemas.openxmlformats.org/drawingml/2006/main" noChangeAspect="1"/>
@@ -651,7 +662,7 @@
                               </a:ext>
                             </a:extLst>
                           </a:blip>
-                          <a:srcRect l="7890" t="9791" r="8810" b="11286"/>
+                          <a:srcRect l="-5318" r="-3274"/>
                           <a:stretch>
                             <a:fillRect/>
                           </a:stretch>
@@ -659,7 +670,7 @@
                         <pic:spPr bwMode="auto">
                           <a:xfrm>
                             <a:off x="0" y="0"/>
-                            <a:ext cx="1197429" cy="1134518"/>
+                            <a:ext cx="2946400" cy="1378585"/>
                           </a:xfrm>
                           <a:prstGeom prst="rect">
                             <a:avLst/>
@@ -704,8 +715,8 @@
                 <w:rFonts w:ascii="Lucida Bright" w:hAnsi="Lucida Bright"/>
                 <w:b/>
                 <w:bCs/>
-                <w:sz w:val="36"/>
-                <w:szCs w:val="36"/>
+                <w:sz w:val="52"/>
+                <w:szCs w:val="52"/>
               </w:rPr>
             </w:pPr>
             <w:r>
@@ -713,10 +724,10 @@
                 <w:rFonts w:ascii="Lucida Bright" w:hAnsi="Lucida Bright"/>
                 <w:b/>
                 <w:bCs/>
-                <w:sz w:val="36"/>
-                <w:szCs w:val="36"/>
-              </w:rPr>
-              <w:t>Hard Disk</w:t>
+                <w:sz w:val="52"/>
+                <w:szCs w:val="52"/>
+              </w:rPr>
+              <w:t>Webcam</w:t>
             </w:r>
           </w:p>
         </w:tc>
@@ -747,17 +758,17 @@
                 <w:szCs w:val="36"/>
               </w:rPr>
               <w:drawing>
-                <wp:anchor distT="0" distB="0" distL="114300" distR="114300" simplePos="0" relativeHeight="251657728" behindDoc="0" locked="0" layoutInCell="1" allowOverlap="1" wp14:anchorId="469EAC85" wp14:editId="5621A5FF">
+                <wp:anchor distT="0" distB="0" distL="114300" distR="114300" simplePos="0" relativeHeight="251657728" behindDoc="0" locked="0" layoutInCell="1" allowOverlap="1" wp14:anchorId="469EAC85" wp14:editId="4FC301AD">
                   <wp:simplePos x="0" y="0"/>
                   <wp:positionH relativeFrom="column">
-                    <wp:posOffset>1200785</wp:posOffset>
+                    <wp:posOffset>668655</wp:posOffset>
                   </wp:positionH>
                   <wp:positionV relativeFrom="paragraph">
-                    <wp:posOffset>34018</wp:posOffset>
+                    <wp:posOffset>163195</wp:posOffset>
                   </wp:positionV>
-                  <wp:extent cx="1148443" cy="1148443"/>
-                  <wp:effectExtent l="0" t="0" r="0" b="0"/>
-                  <wp:wrapNone/>
+                  <wp:extent cx="1877695" cy="1456055"/>
+                  <wp:effectExtent l="0" t="0" r="8255" b="0"/>
+                  <wp:wrapTopAndBottom/>
                   <wp:docPr id="1714195526" name="Picture 9"/>
                   <wp:cNvGraphicFramePr>
                     <a:graphicFrameLocks xmlns:a="http://schemas.openxmlformats.org/drawingml/2006/main" noChangeAspect="1"/>
@@ -786,7 +797,7 @@
                         <pic:spPr bwMode="auto">
                           <a:xfrm>
                             <a:off x="0" y="0"/>
-                            <a:ext cx="1148443" cy="1148443"/>
+                            <a:ext cx="1877695" cy="1456055"/>
                           </a:xfrm>
                           <a:prstGeom prst="rect">
                             <a:avLst/>
@@ -823,8 +834,8 @@
                 <w:rFonts w:ascii="Lucida Bright" w:hAnsi="Lucida Bright"/>
                 <w:b/>
                 <w:bCs/>
-                <w:sz w:val="36"/>
-                <w:szCs w:val="36"/>
+                <w:sz w:val="52"/>
+                <w:szCs w:val="52"/>
               </w:rPr>
             </w:pPr>
             <w:r>
@@ -832,135 +843,10 @@
                 <w:rFonts w:ascii="Lucida Bright" w:hAnsi="Lucida Bright"/>
                 <w:b/>
                 <w:bCs/>
-                <w:sz w:val="36"/>
-                <w:szCs w:val="36"/>
-              </w:rPr>
-              <w:t>C: Drive</w:t>
-            </w:r>
-          </w:p>
-        </w:tc>
-      </w:tr>
-      <w:tr>
-        <w:trPr>
-          <w:trHeight w:val="1938"/>
-        </w:trPr>
-        <w:tc>
-          <w:tcPr>
-            <w:tcW w:w="5626" w:type="dxa"/>
-          </w:tcPr>
-          <w:p>
-            <w:pPr>
-              <w:bidi w:val="0"/>
-              <w:jc w:val="center"/>
-              <w:rPr>
-                <w:rFonts w:ascii="Lucida Bright" w:hAnsi="Lucida Bright"/>
-                <w:sz w:val="36"/>
-                <w:szCs w:val="36"/>
-              </w:rPr>
-            </w:pPr>
-            <w:r>
-              <w:rPr>
-                <w:rFonts w:ascii="Lucida Bright" w:hAnsi="Lucida Bright"/>
-                <w:noProof/>
-                <w:sz w:val="36"/>
-                <w:szCs w:val="36"/>
-              </w:rPr>
-              <w:drawing>
-                <wp:anchor distT="0" distB="0" distL="114300" distR="114300" simplePos="0" relativeHeight="251654656" behindDoc="0" locked="0" layoutInCell="1" allowOverlap="1" wp14:anchorId="556098D5" wp14:editId="0CE7EB99">
-                  <wp:simplePos x="0" y="0"/>
-                  <wp:positionH relativeFrom="column">
-                    <wp:posOffset>332740</wp:posOffset>
-                  </wp:positionH>
-                  <wp:positionV relativeFrom="paragraph">
-                    <wp:posOffset>270510</wp:posOffset>
-                  </wp:positionV>
-                  <wp:extent cx="2795196" cy="759460"/>
-                  <wp:effectExtent l="0" t="0" r="5715" b="2540"/>
-                  <wp:wrapNone/>
-                  <wp:docPr id="1572371318" name="Picture 8"/>
-                  <wp:cNvGraphicFramePr>
-                    <a:graphicFrameLocks xmlns:a="http://schemas.openxmlformats.org/drawingml/2006/main" noChangeAspect="1"/>
-                  </wp:cNvGraphicFramePr>
-                  <a:graphic xmlns:a="http://schemas.openxmlformats.org/drawingml/2006/main">
-                    <a:graphicData uri="http://schemas.openxmlformats.org/drawingml/2006/picture">
-                      <pic:pic xmlns:pic="http://schemas.openxmlformats.org/drawingml/2006/picture">
-                        <pic:nvPicPr>
-                          <pic:cNvPr id="1572371318" name="Picture 8"/>
-                          <pic:cNvPicPr>
-                            <a:picLocks noChangeAspect="1" noChangeArrowheads="1"/>
-                          </pic:cNvPicPr>
-                        </pic:nvPicPr>
-                        <pic:blipFill rotWithShape="1">
-                          <a:blip r:embed="rId10" cstate="print">
-                            <a:extLst>
-                              <a:ext uri="{28A0092B-C50C-407E-A947-70E740481C1C}">
-                                <a14:useLocalDpi xmlns:a14="http://schemas.microsoft.com/office/drawing/2010/main" val="0"/>
-                              </a:ext>
-                            </a:extLst>
-                          </a:blip>
-                          <a:srcRect l="9963" t="31673" r="14067" b="31632"/>
-                          <a:stretch>
-                            <a:fillRect/>
-                          </a:stretch>
-                        </pic:blipFill>
-                        <pic:spPr bwMode="auto">
-                          <a:xfrm>
-                            <a:off x="0" y="0"/>
-                            <a:ext cx="2795196" cy="759460"/>
-                          </a:xfrm>
-                          <a:prstGeom prst="rect">
-                            <a:avLst/>
-                          </a:prstGeom>
-                          <a:noFill/>
-                          <a:ln>
-                            <a:noFill/>
-                          </a:ln>
-                          <a:extLst>
-                            <a:ext uri="{53640926-AAD7-44D8-BBD7-CCE9431645EC}">
-                              <a14:shadowObscured xmlns:a14="http://schemas.microsoft.com/office/drawing/2010/main"/>
-                            </a:ext>
-                          </a:extLst>
-                        </pic:spPr>
-                      </pic:pic>
-                    </a:graphicData>
-                  </a:graphic>
-                  <wp14:sizeRelH relativeFrom="margin">
-                    <wp14:pctWidth>0</wp14:pctWidth>
-                  </wp14:sizeRelH>
-                  <wp14:sizeRelV relativeFrom="margin">
-                    <wp14:pctHeight>0</wp14:pctHeight>
-                  </wp14:sizeRelV>
-                </wp:anchor>
-              </w:drawing>
-            </w:r>
-          </w:p>
-        </w:tc>
-        <w:tc>
-          <w:tcPr>
-            <w:tcW w:w="5626" w:type="dxa"/>
-            <w:vAlign w:val="center"/>
-          </w:tcPr>
-          <w:p>
-            <w:pPr>
-              <w:bidi w:val="0"/>
-              <w:jc w:val="center"/>
-              <w:rPr>
-                <w:rFonts w:ascii="Lucida Bright" w:hAnsi="Lucida Bright"/>
-                <w:b/>
-                <w:bCs/>
-                <w:sz w:val="36"/>
-                <w:szCs w:val="36"/>
-              </w:rPr>
-            </w:pPr>
-            <w:r>
-              <w:rPr>
-                <w:rFonts w:ascii="Lucida Bright" w:hAnsi="Lucida Bright"/>
-                <w:b/>
-                <w:bCs/>
-                <w:sz w:val="36"/>
-                <w:szCs w:val="36"/>
-              </w:rPr>
-              <w:t>File</w:t>
+                <w:sz w:val="52"/>
+                <w:szCs w:val="52"/>
+              </w:rPr>
+              <w:t>Smartphone</w:t>
             </w:r>
           </w:p>
         </w:tc>
@@ -1000,7 +886,7 @@
       </w:r>
     </w:p>
     <w:sectPr>
-      <w:headerReference w:type="default" r:id="rId11"/>
+      <w:headerReference w:type="default" r:id="rId10"/>
       <w:pgSz w:w="12240" w:h="15840"/>
       <w:pgMar w:top="720" w:right="720" w:bottom="720" w:left="720" w:header="720" w:footer="720" w:gutter="0"/>
       <w:pgBorders w:offsetFrom="page">
